--- a/aura-documents/output/word/03-safety-and-privacy/01-health-safety-hygiene-policy.docx
+++ b/aura-documents/output/word/03-safety-and-privacy/01-health-safety-hygiene-policy.docx
@@ -30,7 +30,7 @@
           <w:color w:val="7A6753"/>
           <w:sz w:val="16"/>
         </w:rPr>
-        <w:t xml:space="preserve">Document No. AUR-SAF-01 · Version 0.1 (Draft) · Owner: General Manager · Effective: </w:t>
+        <w:t xml:space="preserve">Document No. AUR-SAF-01 · Version 0.2 (Draft) · Owner: General Manager · Effective: </w:t>
       </w:r>
       <w:r>
         <w:rPr>
@@ -89,7 +89,7 @@
           <w:color w:val="4A3A2C"/>
           <w:sz w:val="20"/>
         </w:rPr>
-        <w:t>This policy sets out how The Aura Reset Center keeps guests, Hosts, clinicians, contractors and visitors safe at the Dubai studio, 332 Jumeirah First, Jumeirah Beach Road, Jumeirah 1. It covers all 11 modalities, the changing rooms, showers, reception and back-of-house areas.</w:t>
+        <w:t>This policy sets out how The Aura Reset Center keeps guests, Hosts, Healers, contractors and visitors safe at the Dubai studio, 332 Jumeirah First, Jumeirah Beach Road, Jumeirah 1. It covers the eight Elevé modalities (one unit of each), Guided Breathwork, Sound Healing, Healer consultations, the changing rooms, showers, reception, refreshment and retail areas, the in-house laundry and back-of-house areas. The studio is open 7 days a week, 9:00am–9:00pm.</w:t>
       </w:r>
     </w:p>
     <w:p>
@@ -104,7 +104,7 @@
           <w:color w:val="4A3A2C"/>
           <w:sz w:val="20"/>
         </w:rPr>
-        <w:t>Our studio uses extreme cold, heat, pressurised oxygen, water, salt aerosol and clinical procedures. Each is safe when run to protocol and dangerous when rushed. Safety is part of "the nervous system first": a guest cannot settle if they do not feel safe.</w:t>
+        <w:t>Our studio uses extreme cold, heat, pressurised oxygen, water and salt aerosol. No medical treatments are offered at launch. Each is safe when run to protocol and dangerous when rushed. Safety is part of "the nervous system first": a guest cannot settle if they do not feel safe.</w:t>
       </w:r>
     </w:p>
     <w:p>
@@ -216,7 +216,7 @@
           <w:color w:val="4A3A2C"/>
           <w:sz w:val="20"/>
         </w:rPr>
-        <w:t xml:space="preserve">Dubai Health Authority (DHA) requirements for IV Nutrient Therapy, and hyperbaric oxygen where applicable — </w:t>
+        <w:t xml:space="preserve">Dubai Health Authority (DHA) / licensing authority requirements for hyperbaric oxygen — </w:t>
       </w:r>
       <w:r>
         <w:rPr>
@@ -226,7 +226,7 @@
           <w:color w:val="A6754C"/>
           <w:sz w:val="20"/>
         </w:rPr>
-        <w:t>[DHA licence / approval reference]</w:t>
+        <w:t>[confirm licensing requirements for hyperbaric with DHA / licensing authority]</w:t>
       </w:r>
       <w:r>
         <w:rPr>
@@ -236,7 +236,27 @@
           <w:color w:val="4A3A2C"/>
           <w:sz w:val="20"/>
         </w:rPr>
-        <w:t>, subject to DHA requirements</w:t>
+        <w:t xml:space="preserve">. A doctor is named on the licence as </w:t>
+      </w:r>
+      <w:r>
+        <w:rPr>
+          <w:rFonts w:ascii="Jost" w:hAnsi="Jost" w:cs="Jost" w:eastAsia="Jost"/>
+          <w:b w:val="0"/>
+          <w:i w:val="0"/>
+          <w:color w:val="A6754C"/>
+          <w:sz w:val="20"/>
+        </w:rPr>
+        <w:t>[Medical Director named on the licence]</w:t>
+      </w:r>
+      <w:r>
+        <w:rPr>
+          <w:rFonts w:ascii="Jost" w:hAnsi="Jost" w:cs="Jost" w:eastAsia="Jost"/>
+          <w:b w:val="0"/>
+          <w:i w:val="0"/>
+          <w:color w:val="4A3A2C"/>
+          <w:sz w:val="20"/>
+        </w:rPr>
+        <w:t xml:space="preserve"> for oversight and escalation; the doctor is not on the floor. IV Nutrient Therapy is not offered at launch; any future clinical service would need DHA licensing first</w:t>
       </w:r>
     </w:p>
     <w:p>
@@ -465,20 +485,10 @@
                 <w:rFonts w:ascii="Jost" w:hAnsi="Jost" w:cs="Jost" w:eastAsia="Jost"/>
                 <w:b w:val="0"/>
                 <w:i w:val="0"/>
-                <w:color w:val="4A3A2C"/>
-                <w:sz w:val="17"/>
-              </w:rPr>
-              <w:t xml:space="preserve">Clinical Lead </w:t>
-            </w:r>
-            <w:r>
-              <w:rPr>
-                <w:rFonts w:ascii="Jost" w:hAnsi="Jost" w:cs="Jost" w:eastAsia="Jost"/>
-                <w:b w:val="0"/>
-                <w:i w:val="0"/>
                 <w:color w:val="A6754C"/>
                 <w:sz w:val="17"/>
               </w:rPr>
-              <w:t>[Name, DHA licence no.]</w:t>
+              <w:t>[Medical Director named on the licence]</w:t>
             </w:r>
           </w:p>
         </w:tc>
@@ -498,7 +508,7 @@
                 <w:color w:val="4A3A2C"/>
                 <w:sz w:val="17"/>
               </w:rPr>
-              <w:t>IV room standards, infection control, sharps and clinical waste, clinical emergencies, medical screening escalation</w:t>
+              <w:t>Oversight and escalation only, not on the floor: advice on screening questions, contraindication escalations and health-related incident review. If clinical services are added later, a Clinical Lead would be appointed</w:t>
             </w:r>
           </w:p>
         </w:tc>
@@ -521,6 +531,49 @@
                 <w:color w:val="4A3A2C"/>
                 <w:sz w:val="17"/>
               </w:rPr>
+              <w:t>Healers</w:t>
+            </w:r>
+          </w:p>
+        </w:tc>
+        <w:tc>
+          <w:tcPr>
+            <w:tcW w:type="dxa" w:w="4706"/>
+            <w:shd w:val="clear" w:color="auto" w:fill="FBF5EE"/>
+          </w:tcPr>
+          <w:p>
+            <w:pPr>
+              <w:spacing w:before="40" w:after="40" w:line="276" w:lineRule="auto"/>
+            </w:pPr>
+            <w:r>
+              <w:rPr>
+                <w:rFonts w:ascii="Jost" w:hAnsi="Jost" w:cs="Jost" w:eastAsia="Jost"/>
+                <w:b w:val="0"/>
+                <w:i w:val="0"/>
+                <w:color w:val="4A3A2C"/>
+                <w:sz w:val="17"/>
+              </w:rPr>
+              <w:t>Run first-visit consultations, Sound Healing and Guided Breathwork safely; note screening flags and pass them to the Host and Duty Manager</w:t>
+            </w:r>
+          </w:p>
+        </w:tc>
+      </w:tr>
+      <w:tr>
+        <w:tc>
+          <w:tcPr>
+            <w:tcW w:type="dxa" w:w="4706"/>
+          </w:tcPr>
+          <w:p>
+            <w:pPr>
+              <w:spacing w:before="40" w:after="40" w:line="276" w:lineRule="auto"/>
+            </w:pPr>
+            <w:r>
+              <w:rPr>
+                <w:rFonts w:ascii="Jost" w:hAnsi="Jost" w:cs="Jost" w:eastAsia="Jost"/>
+                <w:b w:val="0"/>
+                <w:i w:val="0"/>
+                <w:color w:val="4A3A2C"/>
+                <w:sz w:val="17"/>
+              </w:rPr>
               <w:t>Duty Manager / Senior Host</w:t>
             </w:r>
           </w:p>
@@ -528,7 +581,6 @@
         <w:tc>
           <w:tcPr>
             <w:tcW w:type="dxa" w:w="4706"/>
-            <w:shd w:val="clear" w:color="auto" w:fill="FBF5EE"/>
           </w:tcPr>
           <w:p>
             <w:pPr>
@@ -551,6 +603,7 @@
         <w:tc>
           <w:tcPr>
             <w:tcW w:type="dxa" w:w="4706"/>
+            <w:shd w:val="clear" w:color="auto" w:fill="FBF5EE"/>
           </w:tcPr>
           <w:p>
             <w:pPr>
@@ -564,13 +617,14 @@
                 <w:color w:val="4A3A2C"/>
                 <w:sz w:val="17"/>
               </w:rPr>
-              <w:t>Hosts</w:t>
+              <w:t>Hosts (2 per shift)</w:t>
             </w:r>
           </w:p>
         </w:tc>
         <w:tc>
           <w:tcPr>
             <w:tcW w:type="dxa" w:w="4706"/>
+            <w:shd w:val="clear" w:color="auto" w:fill="FBF5EE"/>
           </w:tcPr>
           <w:p>
             <w:pPr>
@@ -593,7 +647,6 @@
         <w:tc>
           <w:tcPr>
             <w:tcW w:type="dxa" w:w="4706"/>
-            <w:shd w:val="clear" w:color="auto" w:fill="FBF5EE"/>
           </w:tcPr>
           <w:p>
             <w:pPr>
@@ -614,7 +667,6 @@
         <w:tc>
           <w:tcPr>
             <w:tcW w:type="dxa" w:w="4706"/>
-            <w:shd w:val="clear" w:color="auto" w:fill="FBF5EE"/>
           </w:tcPr>
           <w:p>
             <w:pPr>
@@ -637,6 +689,7 @@
         <w:tc>
           <w:tcPr>
             <w:tcW w:type="dxa" w:w="4706"/>
+            <w:shd w:val="clear" w:color="auto" w:fill="FBF5EE"/>
           </w:tcPr>
           <w:p>
             <w:pPr>
@@ -667,6 +720,7 @@
         <w:tc>
           <w:tcPr>
             <w:tcW w:type="dxa" w:w="4706"/>
+            <w:shd w:val="clear" w:color="auto" w:fill="FBF5EE"/>
           </w:tcPr>
           <w:p>
             <w:pPr>
@@ -746,7 +800,7 @@
           <w:color w:val="4A3A2C"/>
           <w:sz w:val="20"/>
         </w:rPr>
-        <w:t>The General Manager keeps a written risk assessment for each modality, each area and each regular task (e.g. chemical handling, salt replenishment, float water dosing).</w:t>
+        <w:t>The General Manager keeps a written risk assessment for each modality, each area and each regular task (e.g. chemical handling, salt replenishment, laundry, serving hot refreshments).</w:t>
       </w:r>
     </w:p>
     <w:p>
@@ -882,7 +936,27 @@
           <w:color w:val="4A3A2C"/>
           <w:sz w:val="20"/>
         </w:rPr>
-        <w:t>Guest screening (intake form, contraindications, consent) is a core control. A Host who is unsure does not proceed and asks the Duty Manager or Clinical Lead.</w:t>
+        <w:t xml:space="preserve">Guest screening (intake form, contraindications, consent) is a core control. A Host who is unsure does not proceed and asks the Duty Manager, who escalates to the General Manager and, where needed, the </w:t>
+      </w:r>
+      <w:r>
+        <w:rPr>
+          <w:rFonts w:ascii="Jost" w:hAnsi="Jost" w:cs="Jost" w:eastAsia="Jost"/>
+          <w:b w:val="0"/>
+          <w:i w:val="0"/>
+          <w:color w:val="A6754C"/>
+          <w:sz w:val="20"/>
+        </w:rPr>
+        <w:t>[Medical Director named on the licence]</w:t>
+      </w:r>
+      <w:r>
+        <w:rPr>
+          <w:rFonts w:ascii="Jost" w:hAnsi="Jost" w:cs="Jost" w:eastAsia="Jost"/>
+          <w:b w:val="0"/>
+          <w:i w:val="0"/>
+          <w:color w:val="4A3A2C"/>
+          <w:sz w:val="20"/>
+        </w:rPr>
+        <w:t>.</w:t>
       </w:r>
     </w:p>
     <w:tbl>
@@ -1199,6 +1273,46 @@
           <w:sz w:val="28"/>
         </w:rPr>
         <w:t>5. Modality-specific hazards and controls</w:t>
+      </w:r>
+    </w:p>
+    <w:p>
+      <w:pPr>
+        <w:shd w:val="clear" w:color="auto" w:fill="FBF5EE"/>
+        <w:pBdr>
+          <w:left w:val="single" w:sz="18" w:space="8" w:color="A6754C"/>
+        </w:pBdr>
+        <w:spacing w:before="80" w:after="160" w:line="300" w:lineRule="auto"/>
+        <w:ind w:left="170"/>
+      </w:pPr>
+      <w:r>
+        <w:rPr>
+          <w:rFonts w:ascii="Jost" w:hAnsi="Jost" w:cs="Jost" w:eastAsia="Jost"/>
+          <w:b w:val="0"/>
+          <w:i w:val="0"/>
+          <w:color w:val="4A3A2C"/>
+          <w:sz w:val="18"/>
+        </w:rPr>
+        <w:t xml:space="preserve">Elevé operating instructions have not yet been received. All machine settings, session limits and cleaning products below are </w:t>
+      </w:r>
+      <w:r>
+        <w:rPr>
+          <w:rFonts w:ascii="Jost" w:hAnsi="Jost" w:cs="Jost" w:eastAsia="Jost"/>
+          <w:b w:val="0"/>
+          <w:i w:val="0"/>
+          <w:color w:val="A6754C"/>
+          <w:sz w:val="18"/>
+        </w:rPr>
+        <w:t>[per Elevé protocol — pending]</w:t>
+      </w:r>
+      <w:r>
+        <w:rPr>
+          <w:rFonts w:ascii="Jost" w:hAnsi="Jost" w:cs="Jost" w:eastAsia="Jost"/>
+          <w:b w:val="0"/>
+          <w:i w:val="0"/>
+          <w:color w:val="4A3A2C"/>
+          <w:sz w:val="18"/>
+        </w:rPr>
+        <w:t xml:space="preserve"> and will be confirmed before opening. There is one unit of each machine; if a unit is out of service, that modality is unavailable.</w:t>
       </w:r>
     </w:p>
     <w:p>
@@ -1686,7 +1800,7 @@
           <w:color w:val="4A3A2C"/>
           <w:sz w:val="20"/>
         </w:rPr>
-        <w:t xml:space="preserve">Operated only by Elevé-trained staff, subject to DHA requirements </w:t>
+        <w:t xml:space="preserve">Offered as a non-medical wellness session. Operated only by Elevé-trained Hosts </w:t>
       </w:r>
       <w:r>
         <w:rPr>
@@ -1696,7 +1810,7 @@
           <w:color w:val="A6754C"/>
           <w:sz w:val="20"/>
         </w:rPr>
-        <w:t>[DHA licence / approval reference]</w:t>
+        <w:t>[confirm licensing requirements for hyperbaric with DHA / licensing authority]</w:t>
       </w:r>
       <w:r>
         <w:rPr>
@@ -1927,7 +2041,7 @@
           <w:color w:val="A6754C"/>
           <w:sz w:val="17"/>
         </w:rPr>
-        <w:t>5.5 FLOAT &amp; SENSORY RESET (FLOAT TANK, 500 KG EPSOM SALT)</w:t>
+        <w:t>5.5 DRY FLOAT BED (ELEVÉ)</w:t>
       </w:r>
     </w:p>
     <w:p>
@@ -1942,117 +2056,7 @@
           <w:color w:val="4A3A2C"/>
           <w:sz w:val="20"/>
         </w:rPr>
-        <w:t>Hazards: slips entering and leaving the tank; salt water in eyes; water quality (bacterial growth); drowsiness; anxiety in darkness or silence; overheating if water is not at skin temperature.</w:t>
-      </w:r>
-    </w:p>
-    <w:p>
-      <w:pPr>
-        <w:spacing w:before="0" w:after="120" w:line="312" w:lineRule="auto"/>
-      </w:pPr>
-      <w:r>
-        <w:rPr>
-          <w:rFonts w:ascii="Jost" w:hAnsi="Jost" w:cs="Jost" w:eastAsia="Jost"/>
-          <w:b w:val="0"/>
-          <w:i w:val="0"/>
-          <w:color w:val="4A3A2C"/>
-          <w:sz w:val="20"/>
-        </w:rPr>
-        <w:t>Controls:</w:t>
-      </w:r>
-    </w:p>
-    <w:p>
-      <w:pPr>
-        <w:pStyle w:val="ListBullet"/>
-        <w:spacing w:before="0" w:after="60" w:line="300" w:lineRule="auto"/>
-      </w:pPr>
-      <w:r>
-        <w:rPr>
-          <w:rFonts w:ascii="Jost" w:hAnsi="Jost" w:cs="Jost" w:eastAsia="Jost"/>
-          <w:b w:val="0"/>
-          <w:i w:val="0"/>
-          <w:color w:val="4A3A2C"/>
-          <w:sz w:val="20"/>
-        </w:rPr>
-        <w:t>Non-slip flooring and a handrail; guests shower before and after.</w:t>
-      </w:r>
-    </w:p>
-    <w:p>
-      <w:pPr>
-        <w:pStyle w:val="ListBullet"/>
-        <w:spacing w:before="0" w:after="60" w:line="300" w:lineRule="auto"/>
-      </w:pPr>
-      <w:r>
-        <w:rPr>
-          <w:rFonts w:ascii="Jost" w:hAnsi="Jost" w:cs="Jost" w:eastAsia="Jost"/>
-          <w:b w:val="0"/>
-          <w:i w:val="0"/>
-          <w:color w:val="4A3A2C"/>
-          <w:sz w:val="20"/>
-        </w:rPr>
-        <w:t>Eye-rinse spray bottle of fresh water and a towel within reach inside the tank.</w:t>
-      </w:r>
-    </w:p>
-    <w:p>
-      <w:pPr>
-        <w:pStyle w:val="ListBullet"/>
-        <w:spacing w:before="0" w:after="60" w:line="300" w:lineRule="auto"/>
-      </w:pPr>
-      <w:r>
-        <w:rPr>
-          <w:rFonts w:ascii="Jost" w:hAnsi="Jost" w:cs="Jost" w:eastAsia="Jost"/>
-          <w:b w:val="0"/>
-          <w:i w:val="0"/>
-          <w:color w:val="4A3A2C"/>
-          <w:sz w:val="20"/>
-        </w:rPr>
-        <w:t>Lights and lid or door can always be opened from inside; intercom or call button inside the tank.</w:t>
-      </w:r>
-    </w:p>
-    <w:p>
-      <w:pPr>
-        <w:pStyle w:val="ListBullet"/>
-        <w:spacing w:before="0" w:after="60" w:line="300" w:lineRule="auto"/>
-      </w:pPr>
-      <w:r>
-        <w:rPr>
-          <w:rFonts w:ascii="Jost" w:hAnsi="Jost" w:cs="Jost" w:eastAsia="Jost"/>
-          <w:b w:val="0"/>
-          <w:i w:val="0"/>
-          <w:color w:val="4A3A2C"/>
-          <w:sz w:val="20"/>
-        </w:rPr>
-        <w:t>Water filtration and UV between every guest; Epsom concentration and water quality tested and logged (AUR-SAF-02).</w:t>
-      </w:r>
-    </w:p>
-    <w:p>
-      <w:pPr>
-        <w:pStyle w:val="ListBullet"/>
-        <w:spacing w:before="0" w:after="60" w:line="300" w:lineRule="auto"/>
-      </w:pPr>
-      <w:r>
-        <w:rPr>
-          <w:rFonts w:ascii="Jost" w:hAnsi="Jost" w:cs="Jost" w:eastAsia="Jost"/>
-          <w:b w:val="0"/>
-          <w:i w:val="0"/>
-          <w:color w:val="4A3A2C"/>
-          <w:sz w:val="20"/>
-        </w:rPr>
-        <w:t>Guests with open cuts are offered a waterproof barrier or the session is rebooked.</w:t>
-      </w:r>
-    </w:p>
-    <w:p>
-      <w:pPr>
-        <w:keepNext/>
-        <w:spacing w:before="200" w:after="60" w:line="264" w:lineRule="auto"/>
-      </w:pPr>
-      <w:r>
-        <w:rPr>
-          <w:rFonts w:ascii="Jost" w:hAnsi="Jost" w:cs="Jost" w:eastAsia="Jost"/>
-          <w:b/>
-          <w:color w:val="A6754C"/>
-          <w:sz w:val="17"/>
-        </w:rPr>
-        <w:t>5.6 DRY FLOAT BED (ELEVÉ)</w:t>
+        <w:t>There is no wet float tank at The Aura. The dry float bed is the only float; guests stay fully clothed.</w:t>
       </w:r>
     </w:p>
     <w:p>
@@ -2082,7 +2086,27 @@
           <w:color w:val="4A3A2C"/>
           <w:sz w:val="20"/>
         </w:rPr>
-        <w:t>Controls: temperature set to Elevé spec; Host helps the guest sit up slowly; check the membrane for wear each day.</w:t>
+        <w:t xml:space="preserve">Controls: temperature </w:t>
+      </w:r>
+      <w:r>
+        <w:rPr>
+          <w:rFonts w:ascii="Jost" w:hAnsi="Jost" w:cs="Jost" w:eastAsia="Jost"/>
+          <w:b w:val="0"/>
+          <w:i w:val="0"/>
+          <w:color w:val="A6754C"/>
+          <w:sz w:val="20"/>
+        </w:rPr>
+        <w:t>[per Elevé protocol — pending]</w:t>
+      </w:r>
+      <w:r>
+        <w:rPr>
+          <w:rFonts w:ascii="Jost" w:hAnsi="Jost" w:cs="Jost" w:eastAsia="Jost"/>
+          <w:b w:val="0"/>
+          <w:i w:val="0"/>
+          <w:color w:val="4A3A2C"/>
+          <w:sz w:val="20"/>
+        </w:rPr>
+        <w:t>; Host helps the guest sit up slowly; check the membrane for wear each day.</w:t>
       </w:r>
     </w:p>
     <w:p>
@@ -2097,7 +2121,7 @@
           <w:color w:val="A6754C"/>
           <w:sz w:val="17"/>
         </w:rPr>
-        <w:t>5.7 SALT CABIN (ELEVÉ E-SALT CABIN)</w:t>
+        <w:t>5.6 SALT CABIN (ELEVÉ E-SALT CABIN)</w:t>
       </w:r>
     </w:p>
     <w:p>
@@ -2226,7 +2250,7 @@
           <w:color w:val="A6754C"/>
           <w:sz w:val="17"/>
         </w:rPr>
-        <w:t>5.8 RED-LIGHT BED (660 / 850 NM) AND COMPRESSION RECOVERY (7-ZONE BOOTS)</w:t>
+        <w:t>5.7 RED-LIGHT BED (660 / 850 NM) AND COMPRESSION RECOVERY (7-ZONE BOOTS)</w:t>
       </w:r>
     </w:p>
     <w:p>
@@ -2271,7 +2295,7 @@
           <w:color w:val="A6754C"/>
           <w:sz w:val="17"/>
         </w:rPr>
-        <w:t>5.9 IV NUTRIENT THERAPY (CLINICAL SERVICE)</w:t>
+        <w:t>5.8 GUIDED BREATHWORK AND SOUND HEALING</w:t>
       </w:r>
     </w:p>
     <w:p>
@@ -2286,7 +2310,7 @@
           <w:color w:val="4A3A2C"/>
           <w:sz w:val="20"/>
         </w:rPr>
-        <w:t xml:space="preserve">IV Nutrient Therapy is a clinical service, administered only by licensed clinicians under the Clinical Lead and subject to DHA requirements </w:t>
+        <w:t xml:space="preserve">Hazards: light-headedness or tingling from altered breathing; emotional release; sound sensitivity (for example tinnitus or noise sensitivity); trips over mats and instruments in a dimmed room. Controls: guide-led pacing; guests sit or lie down; no breath-holding techniques for guests with flagged conditions; volume and instrument placement agreed with the guest; clear walkways; the guide checks in after each round. Group size </w:t>
       </w:r>
       <w:r>
         <w:rPr>
@@ -2296,7 +2320,7 @@
           <w:color w:val="A6754C"/>
           <w:sz w:val="20"/>
         </w:rPr>
-        <w:t>[DHA licence / approval reference]</w:t>
+        <w:t>[up to __ guests]</w:t>
       </w:r>
       <w:r>
         <w:rPr>
@@ -2311,32 +2335,17 @@
     </w:p>
     <w:p>
       <w:pPr>
-        <w:spacing w:before="0" w:after="120" w:line="312" w:lineRule="auto"/>
+        <w:keepNext/>
+        <w:spacing w:before="200" w:after="60" w:line="264" w:lineRule="auto"/>
       </w:pPr>
       <w:r>
         <w:rPr>
           <w:rFonts w:ascii="Jost" w:hAnsi="Jost" w:cs="Jost" w:eastAsia="Jost"/>
-          <w:b w:val="0"/>
-          <w:i w:val="0"/>
-          <w:color w:val="4A3A2C"/>
-          <w:sz w:val="20"/>
+          <w:b/>
+          <w:color w:val="A6754C"/>
+          <w:sz w:val="17"/>
         </w:rPr>
-        <w:t>Hazards: needlestick injury; infection; adverse reaction or allergy; fainting; extravasation; clinical waste.</w:t>
-      </w:r>
-    </w:p>
-    <w:p>
-      <w:pPr>
-        <w:spacing w:before="0" w:after="120" w:line="312" w:lineRule="auto"/>
-      </w:pPr>
-      <w:r>
-        <w:rPr>
-          <w:rFonts w:ascii="Jost" w:hAnsi="Jost" w:cs="Jost" w:eastAsia="Jost"/>
-          <w:b w:val="0"/>
-          <w:i w:val="0"/>
-          <w:color w:val="4A3A2C"/>
-          <w:sz w:val="20"/>
-        </w:rPr>
-        <w:t>Controls:</w:t>
+        <w:t>5.9 HEALER CONSULTATION, REFRESHMENTS AND LAUNDRY</w:t>
       </w:r>
     </w:p>
     <w:p>
@@ -2352,7 +2361,27 @@
           <w:color w:val="4A3A2C"/>
           <w:sz w:val="20"/>
         </w:rPr>
-        <w:t>Medical assessment and informed consent before every first IV; formulas prescribed per DHA rules.</w:t>
+        <w:t>Healer consultations (</w:t>
+      </w:r>
+      <w:r>
+        <w:rPr>
+          <w:rFonts w:ascii="Jost" w:hAnsi="Jost" w:cs="Jost" w:eastAsia="Jost"/>
+          <w:b w:val="0"/>
+          <w:i w:val="0"/>
+          <w:color w:val="A6754C"/>
+          <w:sz w:val="20"/>
+        </w:rPr>
+        <w:t>[30–45 min proposed]</w:t>
+      </w:r>
+      <w:r>
+        <w:rPr>
+          <w:rFonts w:ascii="Jost" w:hAnsi="Jost" w:cs="Jost" w:eastAsia="Jost"/>
+          <w:b w:val="0"/>
+          <w:i w:val="0"/>
+          <w:color w:val="4A3A2C"/>
+          <w:sz w:val="20"/>
+        </w:rPr>
+        <w:t>) use wellness language only and never diagnose. Health flags are passed to the Host and Duty Manager.</w:t>
       </w:r>
     </w:p>
     <w:p>
@@ -2368,7 +2397,27 @@
           <w:color w:val="4A3A2C"/>
           <w:sz w:val="20"/>
         </w:rPr>
-        <w:t>Aseptic technique, hand hygiene to the WHO "five moments", single-use sterile equipment only.</w:t>
+        <w:t xml:space="preserve">Hot refreshments are served in stable cups or copper mugs on a tray, never carried over a resting guest. Allergens for refreshments are listed </w:t>
+      </w:r>
+      <w:r>
+        <w:rPr>
+          <w:rFonts w:ascii="Jost" w:hAnsi="Jost" w:cs="Jost" w:eastAsia="Jost"/>
+          <w:b w:val="0"/>
+          <w:i w:val="0"/>
+          <w:color w:val="A6754C"/>
+          <w:sz w:val="20"/>
+        </w:rPr>
+        <w:t>[menu to confirm]</w:t>
+      </w:r>
+      <w:r>
+        <w:rPr>
+          <w:rFonts w:ascii="Jost" w:hAnsi="Jost" w:cs="Jost" w:eastAsia="Jost"/>
+          <w:b w:val="0"/>
+          <w:i w:val="0"/>
+          <w:color w:val="4A3A2C"/>
+          <w:sz w:val="20"/>
+        </w:rPr>
+        <w:t>.</w:t>
       </w:r>
     </w:p>
     <w:p>
@@ -2384,23 +2433,7 @@
           <w:color w:val="4A3A2C"/>
           <w:sz w:val="20"/>
         </w:rPr>
-        <w:t>Sharps go straight into an approved sharps container at the point of use. Never re-cap needles. Containers closed at the fill line.</w:t>
-      </w:r>
-    </w:p>
-    <w:p>
-      <w:pPr>
-        <w:pStyle w:val="ListBullet"/>
-        <w:spacing w:before="0" w:after="60" w:line="300" w:lineRule="auto"/>
-      </w:pPr>
-      <w:r>
-        <w:rPr>
-          <w:rFonts w:ascii="Jost" w:hAnsi="Jost" w:cs="Jost" w:eastAsia="Jost"/>
-          <w:b w:val="0"/>
-          <w:i w:val="0"/>
-          <w:color w:val="4A3A2C"/>
-          <w:sz w:val="20"/>
-        </w:rPr>
-        <w:t xml:space="preserve">Clinical waste is segregated, stored in a locked area and collected by a licensed contractor </w:t>
+        <w:t xml:space="preserve">The in-house laundry machine is used to the manufacturer's instructions, with dry hands, a clear floor and the lint filter cleaned </w:t>
       </w:r>
       <w:r>
         <w:rPr>
@@ -2410,7 +2443,7 @@
           <w:color w:val="A6754C"/>
           <w:sz w:val="20"/>
         </w:rPr>
-        <w:t>[Clinical waste contractor]</w:t>
+        <w:t>[daily]</w:t>
       </w:r>
       <w:r>
         <w:rPr>
@@ -2420,75 +2453,7 @@
           <w:color w:val="4A3A2C"/>
           <w:sz w:val="20"/>
         </w:rPr>
-        <w:t xml:space="preserve"> with consignment records kept.</w:t>
-      </w:r>
-    </w:p>
-    <w:p>
-      <w:pPr>
-        <w:pStyle w:val="ListBullet"/>
-        <w:spacing w:before="0" w:after="60" w:line="300" w:lineRule="auto"/>
-      </w:pPr>
-      <w:r>
-        <w:rPr>
-          <w:rFonts w:ascii="Jost" w:hAnsi="Jost" w:cs="Jost" w:eastAsia="Jost"/>
-          <w:b w:val="0"/>
-          <w:i w:val="0"/>
-          <w:color w:val="4A3A2C"/>
-          <w:sz w:val="20"/>
-        </w:rPr>
-        <w:t xml:space="preserve">Anaphylaxis kit and emergency medicines in the IV room, checked </w:t>
-      </w:r>
-      <w:r>
-        <w:rPr>
-          <w:rFonts w:ascii="Jost" w:hAnsi="Jost" w:cs="Jost" w:eastAsia="Jost"/>
-          <w:b w:val="0"/>
-          <w:i w:val="0"/>
-          <w:color w:val="A6754C"/>
-          <w:sz w:val="20"/>
-        </w:rPr>
-        <w:t>[weekly]</w:t>
-      </w:r>
-      <w:r>
-        <w:rPr>
-          <w:rFonts w:ascii="Jost" w:hAnsi="Jost" w:cs="Jost" w:eastAsia="Jost"/>
-          <w:b w:val="0"/>
-          <w:i w:val="0"/>
-          <w:color w:val="4A3A2C"/>
-          <w:sz w:val="20"/>
-        </w:rPr>
-        <w:t xml:space="preserve"> and logged.</w:t>
-      </w:r>
-    </w:p>
-    <w:p>
-      <w:pPr>
-        <w:pStyle w:val="ListBullet"/>
-        <w:spacing w:before="0" w:after="60" w:line="300" w:lineRule="auto"/>
-      </w:pPr>
-      <w:r>
-        <w:rPr>
-          <w:rFonts w:ascii="Jost" w:hAnsi="Jost" w:cs="Jost" w:eastAsia="Jost"/>
-          <w:b w:val="0"/>
-          <w:i w:val="0"/>
-          <w:color w:val="4A3A2C"/>
-          <w:sz w:val="20"/>
-        </w:rPr>
-        <w:t>Needlestick injuries follow the Emergency &amp; Incident Response Procedure (AUR-SAF-04) and the Clinical Lead's protocol.</w:t>
-      </w:r>
-    </w:p>
-    <w:p>
-      <w:pPr>
-        <w:pStyle w:val="ListBullet"/>
-        <w:spacing w:before="0" w:after="60" w:line="300" w:lineRule="auto"/>
-      </w:pPr>
-      <w:r>
-        <w:rPr>
-          <w:rFonts w:ascii="Jost" w:hAnsi="Jost" w:cs="Jost" w:eastAsia="Jost"/>
-          <w:b w:val="0"/>
-          <w:i w:val="0"/>
-          <w:color w:val="4A3A2C"/>
-          <w:sz w:val="20"/>
-        </w:rPr>
-        <w:t>Staff vaccinations (e.g. Hepatitis B) as required by DHA.</w:t>
+        <w:t>.</w:t>
       </w:r>
     </w:p>
     <w:p>
@@ -2503,7 +2468,7 @@
           <w:color w:val="A6754C"/>
           <w:sz w:val="17"/>
         </w:rPr>
-        <w:t>5.10 GUIDED BREATHWORK</w:t>
+        <w:t>5.10 FUTURE CLINICAL SERVICES</w:t>
       </w:r>
     </w:p>
     <w:p>
@@ -2518,7 +2483,7 @@
           <w:color w:val="4A3A2C"/>
           <w:sz w:val="20"/>
         </w:rPr>
-        <w:t>Hazards: light-headedness or tingling from altered breathing; emotional release. Controls: guide-led pacing; guests sit or lie down; no breath-holding techniques for guests with flagged conditions; the guide checks in after each round.</w:t>
+        <w:t>IV Nutrient Therapy and any other medical treatment are not offered at launch. If added in future, they would need DHA licensing, on-site licensed clinicians and a Clinical Lead, and this policy would be updated with full clinical controls (including sharps, clinical waste and adverse-reaction procedures) before the first session.</w:t>
       </w:r>
     </w:p>
     <w:p>
@@ -2596,7 +2561,7 @@
           <w:color w:val="4A3A2C"/>
           <w:sz w:val="20"/>
         </w:rPr>
-        <w:t xml:space="preserve">Residual current protection and earthing in wet areas (float, plunge, showers) to Dubai Electricity and Water Authority and Civil Defence standards — </w:t>
+        <w:t xml:space="preserve">Residual current protection and earthing in wet areas (plunge, showers, laundry) to Dubai Electricity and Water Authority and Civil Defence standards — </w:t>
       </w:r>
       <w:r>
         <w:rPr>
@@ -2698,7 +2663,7 @@
           <w:color w:val="4A3A2C"/>
           <w:sz w:val="20"/>
         </w:rPr>
-        <w:t>Non-slip flooring in float, plunge, shower, changing and sauna areas.</w:t>
+        <w:t>Non-slip flooring in plunge, shower, changing and sauna areas.</w:t>
       </w:r>
     </w:p>
     <w:p>
@@ -2714,7 +2679,7 @@
           <w:color w:val="4A3A2C"/>
           <w:sz w:val="20"/>
         </w:rPr>
-        <w:t>Slippers provided to every guest.</w:t>
+        <w:t>Hotel-style Aura-branded slippers provided to every guest.</w:t>
       </w:r>
     </w:p>
     <w:p>
@@ -2746,7 +2711,7 @@
           <w:color w:val="4A3A2C"/>
           <w:sz w:val="20"/>
         </w:rPr>
-        <w:t>Absorbent mats at the exits of the plunge, float room and showers; changed when saturated.</w:t>
+        <w:t>Absorbent mats at the exits of the plunge and showers; changed when saturated.</w:t>
       </w:r>
     </w:p>
     <w:p>
@@ -2762,7 +2727,7 @@
           <w:color w:val="4A3A2C"/>
           <w:sz w:val="20"/>
         </w:rPr>
-        <w:t>Handrails at the plunge, float tank and any steps.</w:t>
+        <w:t>Handrails at the plunge and any steps.</w:t>
       </w:r>
     </w:p>
     <w:p>
@@ -2876,7 +2841,27 @@
           <w:color w:val="4A3A2C"/>
           <w:sz w:val="20"/>
         </w:rPr>
-        <w:t xml:space="preserve"> (cleaning, disinfection, float water treatment, plunge water treatment, clinical disinfectants).</w:t>
+        <w:t xml:space="preserve"> (cleaning, disinfection, plunge water treatment, laundry detergents), with products </w:t>
+      </w:r>
+      <w:r>
+        <w:rPr>
+          <w:rFonts w:ascii="Jost" w:hAnsi="Jost" w:cs="Jost" w:eastAsia="Jost"/>
+          <w:b w:val="0"/>
+          <w:i w:val="0"/>
+          <w:color w:val="A6754C"/>
+          <w:sz w:val="20"/>
+        </w:rPr>
+        <w:t>[per Elevé protocol — pending]</w:t>
+      </w:r>
+      <w:r>
+        <w:rPr>
+          <w:rFonts w:ascii="Jost" w:hAnsi="Jost" w:cs="Jost" w:eastAsia="Jost"/>
+          <w:b w:val="0"/>
+          <w:i w:val="0"/>
+          <w:color w:val="4A3A2C"/>
+          <w:sz w:val="20"/>
+        </w:rPr>
+        <w:t xml:space="preserve"> for equipment surfaces.</w:t>
       </w:r>
     </w:p>
     <w:p>
@@ -3051,27 +3036,7 @@
           <w:color w:val="4A3A2C"/>
           <w:sz w:val="20"/>
         </w:rPr>
-        <w:t xml:space="preserve">At least </w:t>
-      </w:r>
-      <w:r>
-        <w:rPr>
-          <w:rFonts w:ascii="Jost" w:hAnsi="Jost" w:cs="Jost" w:eastAsia="Jost"/>
-          <w:b w:val="0"/>
-          <w:i w:val="0"/>
-          <w:color w:val="A6754C"/>
-          <w:sz w:val="20"/>
-        </w:rPr>
-        <w:t>[2]</w:t>
-      </w:r>
-      <w:r>
-        <w:rPr>
-          <w:rFonts w:ascii="Jost" w:hAnsi="Jost" w:cs="Jost" w:eastAsia="Jost"/>
-          <w:b w:val="0"/>
-          <w:i w:val="0"/>
-          <w:color w:val="4A3A2C"/>
-          <w:sz w:val="20"/>
-        </w:rPr>
-        <w:t xml:space="preserve"> trained first aiders on every shift, including someone trained in CPR and AED use.</w:t>
+        <w:t>Both Hosts on every shift are trained first aiders, including someone trained in CPR and AED use.</w:t>
       </w:r>
     </w:p>
     <w:p>
@@ -3143,7 +3108,7 @@
           <w:color w:val="4A3A2C"/>
           <w:sz w:val="20"/>
         </w:rPr>
-        <w:t xml:space="preserve">First-aid kits at reception, the cold zone (cryo and plunge), the wet zone (float), and the IV room. Contents checked </w:t>
+        <w:t xml:space="preserve">First-aid kits at reception, the cold zone (cryo and plunge), the wet zone (plunge and showers) and the hyperbaric room. Contents checked </w:t>
       </w:r>
       <w:r>
         <w:rPr>
@@ -3458,7 +3423,7 @@
                 <w:color w:val="4A3A2C"/>
                 <w:sz w:val="17"/>
               </w:rPr>
-              <w:t>HBOT operators</w:t>
+              <w:t>Hosts operating hyperbaric</w:t>
             </w:r>
           </w:p>
         </w:tc>
@@ -3740,7 +3705,7 @@
                 <w:color w:val="4A3A2C"/>
                 <w:sz w:val="17"/>
               </w:rPr>
-              <w:t>Chemical handling</w:t>
+              <w:t>Chemical handling and laundry</w:t>
             </w:r>
           </w:p>
         </w:tc>
@@ -3760,7 +3725,7 @@
                 <w:color w:val="4A3A2C"/>
                 <w:sz w:val="17"/>
               </w:rPr>
-              <w:t>Cleaning team, float and plunge Hosts</w:t>
+              <w:t>Cleaning support, Hosts</w:t>
             </w:r>
           </w:p>
         </w:tc>
@@ -3833,7 +3798,7 @@
                 <w:color w:val="4A3A2C"/>
                 <w:sz w:val="17"/>
               </w:rPr>
-              <w:t>Infection control, sharps, clinical waste</w:t>
+              <w:t>Breathwork and sound-healing safety</w:t>
             </w:r>
           </w:p>
         </w:tc>
@@ -3854,7 +3819,7 @@
                 <w:color w:val="4A3A2C"/>
                 <w:sz w:val="17"/>
               </w:rPr>
-              <w:t>Clinical staff</w:t>
+              <w:t>Healers and guides</w:t>
             </w:r>
           </w:p>
         </w:tc>
@@ -3875,7 +3840,7 @@
                 <w:color w:val="4A3A2C"/>
                 <w:sz w:val="17"/>
               </w:rPr>
-              <w:t>Before first IV</w:t>
+              <w:t>Before first session</w:t>
             </w:r>
           </w:p>
         </w:tc>
@@ -3893,10 +3858,20 @@
                 <w:rFonts w:ascii="Jost" w:hAnsi="Jost" w:cs="Jost" w:eastAsia="Jost"/>
                 <w:b w:val="0"/>
                 <w:i w:val="0"/>
+                <w:color w:val="A6754C"/>
+                <w:sz w:val="17"/>
+              </w:rPr>
+              <w:t>[12]</w:t>
+            </w:r>
+            <w:r>
+              <w:rPr>
+                <w:rFonts w:ascii="Jost" w:hAnsi="Jost" w:cs="Jost" w:eastAsia="Jost"/>
+                <w:b w:val="0"/>
+                <w:i w:val="0"/>
                 <w:color w:val="4A3A2C"/>
                 <w:sz w:val="17"/>
               </w:rPr>
-              <w:t>As DHA requires</w:t>
+              <w:t xml:space="preserve"> months</w:t>
             </w:r>
           </w:p>
         </w:tc>
@@ -4159,7 +4134,27 @@
           <w:color w:val="4A3A2C"/>
           <w:sz w:val="20"/>
         </w:rPr>
-        <w:t>Clinical incidents are also reported to the Clinical Lead and, where required, to DHA.</w:t>
+        <w:t xml:space="preserve">Health-related incidents are also reported to the </w:t>
+      </w:r>
+      <w:r>
+        <w:rPr>
+          <w:rFonts w:ascii="Jost" w:hAnsi="Jost" w:cs="Jost" w:eastAsia="Jost"/>
+          <w:b w:val="0"/>
+          <w:i w:val="0"/>
+          <w:color w:val="A6754C"/>
+          <w:sz w:val="20"/>
+        </w:rPr>
+        <w:t>[Medical Director named on the licence]</w:t>
+      </w:r>
+      <w:r>
+        <w:rPr>
+          <w:rFonts w:ascii="Jost" w:hAnsi="Jost" w:cs="Jost" w:eastAsia="Jost"/>
+          <w:b w:val="0"/>
+          <w:i w:val="0"/>
+          <w:color w:val="4A3A2C"/>
+          <w:sz w:val="20"/>
+        </w:rPr>
+        <w:t xml:space="preserve"> and, where required, to DHA.</w:t>
       </w:r>
     </w:p>
     <w:p>
@@ -4175,7 +4170,7 @@
           <w:color w:val="4A3A2C"/>
           <w:sz w:val="20"/>
         </w:rPr>
-        <w:t>Device-related incidents are reported to Elevé Health and the device is taken out of use until cleared.</w:t>
+        <w:t>Device-related incidents are reported to Elevé Health and the device is taken out of use until cleared. With one unit of each machine, the modality is unavailable meanwhile and affected bookings are moved or offered an alternative.</w:t>
       </w:r>
     </w:p>
     <w:p>
@@ -5328,7 +5323,7 @@
                 <w:color w:val="4A3A2C"/>
                 <w:sz w:val="17"/>
               </w:rPr>
-              <w:t>Float tank (filtration / UV)</w:t>
+              <w:t>Laundry machine (not Elevé)</w:t>
             </w:r>
           </w:p>
         </w:tc>
@@ -5445,7 +5440,7 @@
           <w:color w:val="4A3A2C"/>
           <w:sz w:val="20"/>
         </w:rPr>
-        <w:t>Hygiene standards, cleaning frequencies, products, PPE and logs are set out in the Cleaning &amp; Sanitation Procedures (AUR-SAF-02). Staff with a contagious illness do not work with guests until cleared. Hand hygiene stations are provided at reception, the IV room and each treatment zone.</w:t>
+        <w:t>Hygiene standards, cleaning frequencies, products, PPE and logs are set out in the Cleaning &amp; Sanitation Procedures (AUR-SAF-02). Staff with a contagious illness do not work with guests until cleared. Hand hygiene stations are provided at reception, the refreshment area and each treatment zone.</w:t>
       </w:r>
     </w:p>
     <w:p>
@@ -6028,7 +6023,7 @@
                 <w:color w:val="4A3A2C"/>
                 <w:sz w:val="17"/>
               </w:rPr>
-              <w:t>Facility licence for IV and HBOT</w:t>
+              <w:t>Hyperbaric licensing requirements</w:t>
             </w:r>
           </w:p>
         </w:tc>
@@ -6048,7 +6043,7 @@
                 <w:color w:val="4A3A2C"/>
                 <w:sz w:val="17"/>
               </w:rPr>
-              <w:t>DHA</w:t>
+              <w:t>DHA / licensing authority</w:t>
             </w:r>
           </w:p>
         </w:tc>
@@ -6068,7 +6063,7 @@
                 <w:color w:val="A6754C"/>
                 <w:sz w:val="17"/>
               </w:rPr>
-              <w:t>[DHA licence / approval reference]</w:t>
+              <w:t>[confirm licensing requirements for hyperbaric with DHA / licensing authority]</w:t>
             </w:r>
           </w:p>
         </w:tc>
@@ -6131,7 +6126,7 @@
                 <w:color w:val="4A3A2C"/>
                 <w:sz w:val="17"/>
               </w:rPr>
-              <w:t>Clinician licences</w:t>
+              <w:t>Medical Director on the licence</w:t>
             </w:r>
           </w:p>
         </w:tc>
@@ -6152,7 +6147,7 @@
                 <w:color w:val="4A3A2C"/>
                 <w:sz w:val="17"/>
               </w:rPr>
-              <w:t>DHA</w:t>
+              <w:t>DHA / licensing authority</w:t>
             </w:r>
           </w:p>
         </w:tc>
@@ -6173,7 +6168,7 @@
                 <w:color w:val="A6754C"/>
                 <w:sz w:val="17"/>
               </w:rPr>
-              <w:t>[Licence nos.]</w:t>
+              <w:t>[Medical Director named on the licence]</w:t>
             </w:r>
           </w:p>
         </w:tc>
@@ -6237,7 +6232,7 @@
                 <w:color w:val="4A3A2C"/>
                 <w:sz w:val="17"/>
               </w:rPr>
-              <w:t>Clinical waste contract</w:t>
+              <w:t>Food / refreshment service requirements</w:t>
             </w:r>
           </w:p>
         </w:tc>
@@ -6257,7 +6252,7 @@
                 <w:color w:val="4A3A2C"/>
                 <w:sz w:val="17"/>
               </w:rPr>
-              <w:t>Dubai Municipality licensed contractor</w:t>
+              <w:t>Dubai Municipality</w:t>
             </w:r>
           </w:p>
         </w:tc>
@@ -6277,7 +6272,7 @@
                 <w:color w:val="A6754C"/>
                 <w:sz w:val="17"/>
               </w:rPr>
-              <w:t>[Contractor]</w:t>
+              <w:t>[Reference]</w:t>
             </w:r>
           </w:p>
         </w:tc>
@@ -6340,7 +6335,7 @@
                 <w:color w:val="4A3A2C"/>
                 <w:sz w:val="17"/>
               </w:rPr>
-              <w:t>Pool / water facility approval (float, plunge)</w:t>
+              <w:t>Water facility approval (cold plunge)</w:t>
             </w:r>
           </w:p>
         </w:tc>
